--- a/arb/docx/013.content.docx
+++ b/arb/docx/013.content.docx
@@ -288,7 +288,6 @@
       </w:r>
       <w:r>
         <w:rPr>
-          <w:b/>
           <w:rtl/>
           <w:cs/>
           <w:lang w:val="ar_AE" w:bidi="ar_AE"/>
@@ -323,20 +322,14 @@
         </w:rPr>
         <w:t xml:space="preserve">وهذا العيد كان يُذكِّر الشعب بفترة مهمة للغاية في تاريخ </w:t>
       </w:r>
-      <w:hyperlink r:id="rId13">
-        <w:r>
-          <w:rPr>
-            <w:rtl/>
-            <w:cs/>
-            <w:lang w:val="ar_AE" w:bidi="ar_AE"/>
-          </w:rPr>
-          <w:rPr>
-            <w:color w:val="0000EE"/>
-            <w:u w:val="single"/>
-          </w:rPr>
-          <w:t>إسرائيل</w:t>
-        </w:r>
-      </w:hyperlink>
+      <w:r>
+        <w:rPr>
+          <w:rtl/>
+          <w:cs/>
+          <w:lang w:val="ar_AE" w:bidi="ar_AE"/>
+        </w:rPr>
+        <w:t>إسرائيل</w:t>
+      </w:r>
       <w:r>
         <w:rPr>
           <w:rtl/>
@@ -367,7 +360,6 @@
       </w:r>
       <w:r>
         <w:rPr>
-          <w:b/>
           <w:rtl/>
           <w:cs/>
           <w:lang w:val="ar_AE" w:bidi="ar_AE"/>
@@ -382,20 +374,14 @@
         </w:rPr>
         <w:t xml:space="preserve"> </w:t>
       </w:r>
-      <w:hyperlink r:id="rId14">
-        <w:r>
-          <w:rPr>
-            <w:rtl/>
-            <w:cs/>
-            <w:lang w:val="ar_AE" w:bidi="ar_AE"/>
-          </w:rPr>
-          <w:rPr>
-            <w:color w:val="0000EE"/>
-            <w:u w:val="single"/>
-          </w:rPr>
-          <w:t>إبراهيم</w:t>
-        </w:r>
-      </w:hyperlink>
+      <w:r>
+        <w:rPr>
+          <w:rtl/>
+          <w:cs/>
+          <w:lang w:val="ar_AE" w:bidi="ar_AE"/>
+        </w:rPr>
+        <w:t>إبراهيم</w:t>
+      </w:r>
       <w:r>
         <w:rPr>
           <w:rtl/>
@@ -406,7 +392,6 @@
       </w:r>
       <w:r>
         <w:rPr>
-          <w:b/>
           <w:rtl/>
           <w:cs/>
           <w:lang w:val="ar_AE" w:bidi="ar_AE"/>
@@ -423,7 +408,6 @@
       </w:r>
       <w:r>
         <w:rPr>
-          <w:b/>
           <w:rtl/>
           <w:cs/>
           <w:lang w:val="ar_AE" w:bidi="ar_AE"/>
@@ -438,20 +422,14 @@
         </w:rPr>
         <w:t xml:space="preserve"> في مصر. وقد عاش بنو إسرائيل في مصر لمدة أربعمائة سنة! ثم دعا الله واحدًا من بني إسرائيل، وهو موسى، ليُخرج بني إسرائيل من مصر ويرجعهم إلى </w:t>
       </w:r>
-      <w:hyperlink r:id="rId15">
-        <w:r>
-          <w:rPr>
-            <w:rtl/>
-            <w:cs/>
-            <w:lang w:val="ar_AE" w:bidi="ar_AE"/>
-          </w:rPr>
-          <w:rPr>
-            <w:color w:val="0000EE"/>
-            <w:u w:val="single"/>
-          </w:rPr>
-          <w:t>كنعان</w:t>
-        </w:r>
-      </w:hyperlink>
+      <w:r>
+        <w:rPr>
+          <w:rtl/>
+          <w:cs/>
+          <w:lang w:val="ar_AE" w:bidi="ar_AE"/>
+        </w:rPr>
+        <w:t>كنعان</w:t>
+      </w:r>
       <w:r>
         <w:rPr>
           <w:rtl/>
@@ -460,20 +438,14 @@
         </w:rPr>
         <w:t xml:space="preserve">، الأرض التي وعد الله أن يعطيها لنسل إبراهيم. لم يسمح </w:t>
       </w:r>
-      <w:hyperlink r:id="rId16">
-        <w:r>
-          <w:rPr>
-            <w:rtl/>
-            <w:cs/>
-            <w:lang w:val="ar_AE" w:bidi="ar_AE"/>
-          </w:rPr>
-          <w:rPr>
-            <w:color w:val="0000EE"/>
-            <w:u w:val="single"/>
-          </w:rPr>
-          <w:t>ملك</w:t>
-        </w:r>
-      </w:hyperlink>
+      <w:r>
+        <w:rPr>
+          <w:rtl/>
+          <w:cs/>
+          <w:lang w:val="ar_AE" w:bidi="ar_AE"/>
+        </w:rPr>
+        <w:t>ملك</w:t>
+      </w:r>
       <w:r>
         <w:rPr>
           <w:rtl/>
@@ -482,20 +454,14 @@
         </w:rPr>
         <w:t xml:space="preserve"> مصر لهذه المجموعة الكبيرة من العبيد بالخروج من أرضه ببساطة. فقد جعل الملِك الأمور شديدة الصعوبة على شعب إسرائيل، لكن الله أرسل تسع ضربات على المصريين ليجبر الملك على أن يُطلِق الشعب. وخلال كل ضربة، كان الملك يَعد بني إسرائيل أنه سيطلقهم، لكن بمجرد أن يوقف الله الضربة، كان الملك يغيّر رأيه مرة أخرى. وهكذا، صنع الله الضربة العاشرة والأشد قسوة بالمصريين: فقد أرسل الله </w:t>
       </w:r>
-      <w:hyperlink r:id="rId17">
-        <w:r>
-          <w:rPr>
-            <w:rtl/>
-            <w:cs/>
-            <w:lang w:val="ar_AE" w:bidi="ar_AE"/>
-          </w:rPr>
-          <w:rPr>
-            <w:color w:val="0000EE"/>
-            <w:u w:val="single"/>
-          </w:rPr>
-          <w:t>ملاكًا</w:t>
-        </w:r>
-      </w:hyperlink>
+      <w:r>
+        <w:rPr>
+          <w:rtl/>
+          <w:cs/>
+          <w:lang w:val="ar_AE" w:bidi="ar_AE"/>
+        </w:rPr>
+        <w:t>ملاكًا</w:t>
+      </w:r>
       <w:r>
         <w:rPr>
           <w:rtl/>
@@ -586,7 +552,6 @@
       </w:r>
       <w:r>
         <w:rPr>
-          <w:b/>
           <w:rtl/>
           <w:cs/>
           <w:lang w:val="ar_AE" w:bidi="ar_AE"/>
@@ -661,20 +626,14 @@
         </w:rPr>
         <w:t xml:space="preserve">وفي العهد الجديد، يُستخدم الخمير أحيانًا كرمز </w:t>
       </w:r>
-      <w:hyperlink r:id="rId18">
-        <w:r>
-          <w:rPr>
-            <w:rtl/>
-            <w:cs/>
-            <w:lang w:val="ar_AE" w:bidi="ar_AE"/>
-          </w:rPr>
-          <w:rPr>
-            <w:color w:val="0000EE"/>
-            <w:u w:val="single"/>
-          </w:rPr>
-          <w:t>للخطية</w:t>
-        </w:r>
-      </w:hyperlink>
+      <w:r>
+        <w:rPr>
+          <w:rtl/>
+          <w:cs/>
+          <w:lang w:val="ar_AE" w:bidi="ar_AE"/>
+        </w:rPr>
+        <w:t>للخطية</w:t>
+      </w:r>
       <w:r>
         <w:rPr>
           <w:rtl/>
@@ -769,7 +728,6 @@
       </w:r>
       <w:r>
         <w:rPr>
-          <w:b/>
           <w:rtl/>
           <w:cs/>
           <w:lang w:val="ar_AE" w:bidi="ar_AE"/>
@@ -851,20 +809,14 @@
         </w:rPr>
         <w:t xml:space="preserve">فعندما يكون شخص ما سجينًا، أو </w:t>
       </w:r>
-      <w:hyperlink r:id="rId19">
-        <w:r>
-          <w:rPr>
-            <w:rtl/>
-            <w:cs/>
-            <w:lang w:val="ar_AE" w:bidi="ar_AE"/>
-          </w:rPr>
-          <w:rPr>
-            <w:color w:val="0000EE"/>
-            <w:u w:val="single"/>
-          </w:rPr>
-          <w:t>عبدًا</w:t>
-        </w:r>
-      </w:hyperlink>
+      <w:r>
+        <w:rPr>
+          <w:rtl/>
+          <w:cs/>
+          <w:lang w:val="ar_AE" w:bidi="ar_AE"/>
+        </w:rPr>
+        <w:t>عبدًا</w:t>
+      </w:r>
       <w:r>
         <w:rPr>
           <w:rtl/>
@@ -910,20 +862,14 @@
         </w:rPr>
         <w:t xml:space="preserve">ويقول الكتاب المُقدَّس أنَّ يسوع بذل حياته فدية من أجل الناس. وهذا يعني أن الناس كانوا مثل السجناء أو العبيد، وأن يسوع دفع شيئًا ليحررهم. ويسوع لم يشتر الحرية للناس بدفع أموال، بل بحياته الخاصة، وهي أكثر قيمة بما لا يقارن. فموت يسوع كان الثمن الذي دفعه ليحرر الناس من </w:t>
       </w:r>
-      <w:hyperlink r:id="rId18">
-        <w:r>
-          <w:rPr>
-            <w:rtl/>
-            <w:cs/>
-            <w:lang w:val="ar_AE" w:bidi="ar_AE"/>
-          </w:rPr>
-          <w:rPr>
-            <w:color w:val="0000EE"/>
-            <w:u w:val="single"/>
-          </w:rPr>
-          <w:t>الخطية</w:t>
-        </w:r>
-      </w:hyperlink>
+      <w:r>
+        <w:rPr>
+          <w:rtl/>
+          <w:cs/>
+          <w:lang w:val="ar_AE" w:bidi="ar_AE"/>
+        </w:rPr>
+        <w:t>الخطية</w:t>
+      </w:r>
       <w:r>
         <w:rPr>
           <w:rtl/>
@@ -1132,20 +1078,14 @@
         </w:rPr>
         <w:t xml:space="preserve"> كان لقبًا </w:t>
       </w:r>
-      <w:hyperlink r:id="rId16">
-        <w:r>
-          <w:rPr>
-            <w:rtl/>
-            <w:cs/>
-            <w:lang w:val="ar_AE" w:bidi="ar_AE"/>
-          </w:rPr>
-          <w:rPr>
-            <w:color w:val="0000EE"/>
-            <w:u w:val="single"/>
-          </w:rPr>
-          <w:t>للمَلِك</w:t>
-        </w:r>
-      </w:hyperlink>
+      <w:r>
+        <w:rPr>
+          <w:rtl/>
+          <w:cs/>
+          <w:lang w:val="ar_AE" w:bidi="ar_AE"/>
+        </w:rPr>
+        <w:t>للمَلِك</w:t>
+      </w:r>
       <w:r>
         <w:rPr>
           <w:rtl/>
@@ -1252,7 +1192,6 @@
       </w:r>
       <w:r>
         <w:rPr>
-          <w:b/>
           <w:rtl/>
           <w:cs/>
           <w:lang w:val="ar_AE" w:bidi="ar_AE"/>
@@ -1269,7 +1208,6 @@
       </w:r>
       <w:r>
         <w:rPr>
-          <w:b/>
           <w:rtl/>
           <w:cs/>
           <w:lang w:val="ar_AE" w:bidi="ar_AE"/>
@@ -1304,20 +1242,14 @@
         </w:rPr>
         <w:t xml:space="preserve">وفي زمن يسوع، كان الفريسيون أكثر مجموعات المُعَلِّمين الدينيين تأثيرًا في </w:t>
       </w:r>
-      <w:hyperlink r:id="rId13">
-        <w:r>
-          <w:rPr>
-            <w:rtl/>
-            <w:cs/>
-            <w:lang w:val="ar_AE" w:bidi="ar_AE"/>
-          </w:rPr>
-          <w:rPr>
-            <w:color w:val="0000EE"/>
-            <w:u w:val="single"/>
-          </w:rPr>
-          <w:t>إسرائيل</w:t>
-        </w:r>
-      </w:hyperlink>
+      <w:r>
+        <w:rPr>
+          <w:rtl/>
+          <w:cs/>
+          <w:lang w:val="ar_AE" w:bidi="ar_AE"/>
+        </w:rPr>
+        <w:t>إسرائيل</w:t>
+      </w:r>
       <w:r>
         <w:rPr>
           <w:rtl/>
@@ -1326,20 +1258,14 @@
         </w:rPr>
         <w:t xml:space="preserve">. وكان العديد من المُعَلِّمين الدينيين في </w:t>
       </w:r>
-      <w:hyperlink r:id="rId20">
-        <w:r>
-          <w:rPr>
-            <w:rtl/>
-            <w:cs/>
-            <w:lang w:val="ar_AE" w:bidi="ar_AE"/>
-          </w:rPr>
-          <w:rPr>
-            <w:color w:val="0000EE"/>
-            <w:u w:val="single"/>
-          </w:rPr>
-          <w:t>أورشليم</w:t>
-        </w:r>
-      </w:hyperlink>
+      <w:r>
+        <w:rPr>
+          <w:rtl/>
+          <w:cs/>
+          <w:lang w:val="ar_AE" w:bidi="ar_AE"/>
+        </w:rPr>
+        <w:t>أورشليم</w:t>
+      </w:r>
       <w:r>
         <w:rPr>
           <w:rtl/>
@@ -1350,7 +1276,6 @@
       </w:r>
       <w:r>
         <w:rPr>
-          <w:b/>
           <w:rtl/>
           <w:cs/>
           <w:lang w:val="ar_AE" w:bidi="ar_AE"/>
@@ -1365,20 +1290,14 @@
         </w:rPr>
         <w:t xml:space="preserve">. وكان الفريسيون والصدوقيون أيضًا جزءًا من مجمع </w:t>
       </w:r>
-      <w:hyperlink r:id="rId21">
-        <w:r>
-          <w:rPr>
-            <w:rtl/>
-            <w:cs/>
-            <w:lang w:val="ar_AE" w:bidi="ar_AE"/>
-          </w:rPr>
-          <w:rPr>
-            <w:color w:val="0000EE"/>
-            <w:u w:val="single"/>
-          </w:rPr>
-          <w:t>السنهدريم</w:t>
-        </w:r>
-      </w:hyperlink>
+      <w:r>
+        <w:rPr>
+          <w:rtl/>
+          <w:cs/>
+          <w:lang w:val="ar_AE" w:bidi="ar_AE"/>
+        </w:rPr>
+        <w:t>السنهدريم</w:t>
+      </w:r>
       <w:r>
         <w:rPr>
           <w:rtl/>
@@ -1389,7 +1308,6 @@
       </w:r>
       <w:r>
         <w:rPr>
-          <w:b/>
           <w:rtl/>
           <w:cs/>
           <w:lang w:val="ar_AE" w:bidi="ar_AE"/>
@@ -1556,20 +1474,14 @@
         </w:rPr>
         <w:t xml:space="preserve"> هو اسم منطقة تقع شمال </w:t>
       </w:r>
-      <w:hyperlink r:id="rId13">
-        <w:r>
-          <w:rPr>
-            <w:rtl/>
-            <w:cs/>
-            <w:lang w:val="ar_AE" w:bidi="ar_AE"/>
-          </w:rPr>
-          <w:rPr>
-            <w:color w:val="0000EE"/>
-            <w:u w:val="single"/>
-          </w:rPr>
-          <w:t>إسرائيل</w:t>
-        </w:r>
-      </w:hyperlink>
+      <w:r>
+        <w:rPr>
+          <w:rtl/>
+          <w:cs/>
+          <w:lang w:val="ar_AE" w:bidi="ar_AE"/>
+        </w:rPr>
+        <w:t>إسرائيل</w:t>
+      </w:r>
       <w:r>
         <w:rPr>
           <w:rtl/>
